--- a/Ban_cuoi/Ban_chinh_sua_02-10-2026/Chuong_3_He_thong_giai_phap.docx
+++ b/Ban_cuoi/Ban_chinh_sua_02-10-2026/Chuong_3_He_thong_giai_phap.docx
@@ -178,7 +178,7 @@
         <w:rPr>
           <w:szCs w:val="26"/>
         </w:rPr>
-        <w:t xml:space="preserve"> Luật Khoa học, công nghệ và đổi mới sáng tạo số 93/2025/QH15 có hiệu lực thi hành từ ngày 01 tháng 10 năm 2025 điều chỉnh hai cơ chế lợi ích của tác giả. Một là, tại điểm b và điểm h khoản 7 Điều 71, Luật sửa khoản 1 Điều 135 Luật Sở hữu trí tuệ: chủ sở hữu trả thù lao cho tác giả sáng chế, kiểu dáng công nghiệp, thiết kế bố trí theo thỏa thuận; nếu không có thỏa thuận thì mức thù lao là 10% lợi nhuận trước thuế khi chủ sở hữu tự sử dụng, hoặc 15% tổng số tiền nhận được mỗi lần trước thuế khi chuyển giao quyền sử dụng; khoản 2 Điều 135 bị bãi bỏ. Hai là, Điều 28 quy định phân chia lợi nhuận từ thương mại hóa theo nguồn hình thành: chủ sở hữu tự quyết định đối với phần không sử dụng ngân sách nhà nước; đối với phần sử dụng ngân sách nhà nước, tổ chức chủ trì dùng lợi nhuận sau thuế để thưởng cho tác giả tối thiểu 30%, thưởng cho người tổ chức thương mại hóa, tái đầu tư và mục đích khác, và tác giả sáng chế, kiểu dáng công nghiệp, thiết kế bố trí còn hưởng quyền lợi theo Luật Sở hữu trí tuệ; khoản 3 và khoản 7 Điều 73 quy định chuyển tiếp theo thời điểm giao nhiệm vụ. Bên cạnh đó, khoản 2 Điều 25 quy định tổ chức chủ trì nhiệm vụ sử dụng ngân sách nhà nước được Nhà nước tự động giao quyền quản lý, sử dụng, quyền sở hữu phần kết quả tương ứng, không phải bồi hoàn chi phí; Điều 27 cho phép tổ chức được giao quyền tự quyết định hình thức, giá và phân chia lợi nhuận khi thương mại hóa; điểm b khoản 2 Điều 66 cho phép quỹ phát triển khoa học và công nghệ của tổ chức chi cho đăng ký, bảo hộ, quản lý, khai thác quyền sở hữu trí tuệ. Các quy định này là căn cứ để rà soát điểm a khoản 4 Điều 36 Quyết định số 213/QĐ-ĐHTĐ, gồm mức trần 100 triệu đồng, khoản nộp ngân sách nhà nước và cơ sở tính, đối với các trường hợp thuộc phạm vi áp dụng của Luật mới, như phân tích tại Mục 2.2.1.</w:t>
+        <w:t xml:space="preserve"> Luật Khoa học, công nghệ và đổi mới sáng tạo số 93/2025/QH15 có hiệu lực thi hành từ ngày 01 tháng 10 năm 2025 điều chỉnh hai cơ chế lợi ích của tác giả. Một là, tại điểm b và điểm h khoản 7 Điều 71, Luật sửa khoản 1 Điều 135 Luật Sở hữu trí tuệ: chủ sở hữu trả thù lao cho tác giả sáng chế, kiểu dáng công nghiệp, thiết kế bố trí theo thỏa thuận; nếu không có thỏa thuận thì mức thù lao là 10% lợi nhuận trước thuế khi chủ sở hữu tự sử dụng, hoặc 15% tổng số tiền nhận được mỗi lần trước thuế khi chuyển giao quyền sử dụng; khoản 2 Điều 135 bị bãi bỏ. Hai là, Điều 28 quy định phân chia lợi nhuận từ thương mại hóa theo nguồn hình thành: chủ sở hữu tự quyết định đối với phần không sử dụng ngân sách nhà nước; đối với phần sử dụng ngân sách nhà nước, tổ chức chủ trì dùng lợi nhuận sau thuế để thưởng cho tác giả tối thiểu 30%, thưởng cho người tổ chức thương mại hóa, tái đầu tư và mục đích khác, và tác giả sáng chế, kiểu dáng công nghiệp, thiết kế bố trí còn hưởng quyền lợi theo Luật Sở hữu trí tuệ; khoản 3 và khoản 7 Điều 73 quy định chuyển tiếp theo thời điểm giao nhiệm vụ. Bên cạnh đó, khoản 2 Điều 25 quy định tổ chức chủ trì nhiệm vụ sử dụng ngân sách nhà nước được Nhà nước tự động giao quyền quản lý, sử dụng, quyền sở hữu phần kết quả tương ứng, không phải bồi hoàn chi phí; Điều 27 cho phép tổ chức được giao quyền tự quyết định hình thức, giá và phân chia lợi nhuận khi thương mại hóa; điểm b khoản 2 Điều 66 cho phép quỹ phát triển khoa học và công nghệ của tổ chức chi cho đăng ký, bảo hộ, quản lý, khai thác quyền sở hữu trí tuệ. Các quy định này là căn cứ để rà soát điểm a khoản 4 Điều 36 Quyết định số 213/QĐ-ĐHTĐ, gồm mức trần 100 triệu đồng, khoản nộp ngân sách nhà nước và cơ sở tính, đối với các trường hợp thuộc phạm vi áp dụng của Luật mới, như phân tích tại Mục 2.2.1. Nghị định số 267/2025/NĐ-CP, có hiệu lực từ ngày 14 tháng 10 năm 2025, quy định chi tiết các nội dung này: khoản 2 Điều 32 giao tự động quyền sở hữu phần kết quả tương ứng với kinh phí ngân sách nhà nước cho tổ chức chủ trì không phải là đơn vị công lập, như Nhà trường, và yêu cầu theo dõi riêng thông tin về kết quả; Điều 34 yêu cầu phân chia lợi nhuận công khai, minh bạch, quy định tổ chức trung gian, môi giới hưởng tối thiểu 10% lợi nhuận khi các bên không có thỏa thuận khác, và phần thưởng giữa các đồng tác giả được chia theo thỏa thuận của họ.</w:t>
       </w:r>
     </w:p>
     <w:p>
@@ -902,7 +902,7 @@
               <w:rPr>
                 <w:sz w:val="24"/>
               </w:rPr>
-              <w:t xml:space="preserve"> ngưỡng công bố WoS, Scopus là 0,3 trên một giảng viên quy đổi, ước tính năm 2025 của Nhà trường khoảng 0,31 và văn bằng không được tính; nguy cơ công bố trước khi nộp đơn làm mất tính mới sau mười hai tháng.</w:t>
+              <w:t xml:space="preserve"> ngưỡng công bố WoS, Scopus là 0,3 trên một giảng viên quy đổi; nếu tính trên danh sách giảng viên năm 2026, chỉ số năm 2025 của Nhà trường ước khoảng 0,31, sát ngưỡng, và văn bằng không được tính; nguy cơ công bố trước khi nộp đơn làm mất tính mới sau mười hai tháng.</w:t>
             </w:r>
           </w:p>
           <w:p>
@@ -936,13 +936,13 @@
                 <w:b/>
                 <w:sz w:val="24"/>
               </w:rPr>
-              <w:t xml:space="preserve">4. Pháp luật thay đổi nhanh, hướng dẫn chưa đồng bộ:</w:t>
+              <w:t xml:space="preserve">4. Pháp luật thay đổi nhanh, cần đối chiếu liên văn bản:</w:t>
             </w:r>
             <w:r>
               <w:rPr>
                 <w:sz w:val="24"/>
               </w:rPr>
-              <w:t xml:space="preserve"> sáu văn bản lớn trong giai đoạn 2025 - 2026; bảng tổng hợp cuối Phụ lục II Thông tư số 83/2026/TT-BGDĐT chưa nêu giải pháp hữu ích dù công thức đã tính.</w:t>
+              <w:t xml:space="preserve"> nhiều luật, nghị định, thông tư mới được ban hành trong giai đoạn 2025 - 2026, trong đó Nghị định số 267/2025/NĐ-CP đã quy định chi tiết việc giao quyền, thương mại hóa và phân chia lợi nhuận; quy chế nội bộ phải được đối chiếu đồng thời với các văn bản này. Bảng tổng hợp cuối Phụ lục II Thông tư số 83/2026/TT-BGDĐT chưa nêu giải pháp hữu ích dù công thức đã tính.</w:t>
             </w:r>
           </w:p>
           <w:p>
@@ -1325,7 +1325,7 @@
               <w:rPr>
                 <w:sz w:val="24"/>
               </w:rPr>
-              <w:t xml:space="preserve">Lập danh mục số tài sản trí tuệ liên thông với báo cáo trên HEMIS và Nền tảng số quốc gia; lập dự toán phí xác lập quyền và giao đầu mối; đào tạo giảng viên về bộc lộ an toàn trước khi công bố.</w:t>
+              <w:t xml:space="preserve">Lập danh mục số tài sản trí tuệ để quản lý nội bộ, có phân quyền truy cập, và trích dữ liệu được phép công bố cho báo cáo trên HEMIS, Nền tảng số quốc gia; lập dự toán phí xác lập quyền và giao đầu mối; đào tạo giảng viên về bộc lộ an toàn trước khi công bố.</w:t>
             </w:r>
           </w:p>
         </w:tc>
@@ -1407,7 +1407,7 @@
         <w:rPr>
           <w:szCs w:val="26"/>
         </w:rPr>
-        <w:t xml:space="preserve">Dữ liệu thực trạng tại Chương 2 cho thấy điểm nghẽn nằm ở khâu nối giữa nghiệm thu và đăng ký: 9 trên 38 đề tài có sản phẩm tiềm năng sở hữu công nghiệp nhưng chỉ 1 đề tài có đơn, trong khi năng lực công bố tập trung ở một nhóm nhỏ với hệ số Gini 0,832. Điểm nghẽn này liên quan đồng thời đến quy chế, quy trình, cơ chế tài chính, năng lực đầu mối và dữ liệu. Kết hợp với phân tích tại Mục 3.1.2, hệ thống giải pháp được xây dựng dựa trên năm nguyên tắc chỉ đạo:</w:t>
+        <w:t xml:space="preserve">Dữ liệu thực trạng tại Chương 2 gợi ý điểm nghẽn nằm ở khâu nối giữa kết quả nghiên cứu và đăng ký: 9 trên 38 đề tài có sản phẩm tiềm năng sở hữu công nghiệp nhưng chỉ 1 đề tài có đơn, trong khi phân tích thăm dò trên danh sách nhân sự năm 2026 cho thấy hoạt động công bố tập trung ở một nhóm tương đối nhỏ. Điểm nghẽn này có thể liên quan đồng thời đến quy chế, quy trình, cơ chế tài chính, năng lực đầu mối và dữ liệu; mức độ tác động của từng yếu tố cần được kiểm chứng trong quá trình triển khai. Kết hợp với phân tích tại Mục 3.1.2, hệ thống giải pháp được xây dựng dựa trên năm nguyên tắc chỉ đạo:</w:t>
       </w:r>
     </w:p>
     <w:p>
@@ -1585,7 +1585,7 @@
         <w:rPr>
           <w:szCs w:val="26"/>
         </w:rPr>
-        <w:t xml:space="preserve">Kết quả phân tích tại Chương 2 cho thấy các quy định nội bộ liên quan đến lợi ích của tác giả nằm ở bốn văn bản, gồm Quyết định số 213/QĐ-ĐHTĐ, Quyết định số 217/QĐ-ĐHTĐ ngày 21 tháng 11 năm 2024 ban hành Quy chế quản trị tài sản trí tuệ, Quy chế chi tiêu nội bộ và Điều lệ Quỹ Học bổng sau tiến sĩ Ngô Xuân Độ, được ban hành ở những thời điểm và cho những kênh tài trợ khác nhau. Các quy định này chưa xung đột trong cùng một tình huống, nhưng chưa làm rõ phạm vi và thứ tự áp dụng, chưa phân biệt thưởng, thù lao, nhuận bút và phần chia nguồn thu, và điểm a khoản 4 Điều 36 Quyết định 213 cần được rà soát theo Điều 28, Điều 73 Luật số 93/2025/QH15 đối với các trường hợp thuộc phạm vi của Luật mới; đây là hạn chế thứ hai tại Mục 2.5.2. Quyết định 217 đã mở rộng phạm vi tài sản, quy định công bố, bảo mật, phân công trách nhiệm và hành vi xâm phạm quyền tác giả tại Điều 14, nhưng không dẫn chiếu Chương VI Quyết định 213; Thông tư số 83/2026/TT-BGDĐT xếp liêm chính khoa học, liêm chính học thuật cùng nhóm nội dung quản trị bắt buộc về sở hữu trí tuệ.</w:t>
+        <w:t xml:space="preserve">Kết quả phân tích tại Chương 2 cho thấy các quy định nội bộ liên quan đến lợi ích của tác giả nằm ở bốn văn bản, gồm Quyết định số 213/QĐ-ĐHTĐ, Quyết định số 217/QĐ-ĐHTĐ ngày 21 tháng 11 năm 2024 ban hành Quy chế quản trị tài sản trí tuệ, Quy chế chi tiêu nội bộ và Điều lệ Quỹ Học bổng sau tiến sĩ Ngô Xuân Độ, được ban hành ở những thời điểm và cho những kênh tài trợ khác nhau. Qua đối chiếu theo từng tình huống, Đề tài chưa xác định được trường hợp các quy định này áp dụng không tương thích cho cùng một tài sản; tuy vậy, các quy định chưa làm rõ phạm vi và thứ tự áp dụng, chưa phân biệt thưởng, thù lao, nhuận bút và phần chia nguồn thu, và điểm a khoản 4 Điều 36 Quyết định 213 cần được rà soát theo Điều 28, Điều 73 Luật số 93/2025/QH15 và Điều 34 Nghị định số 267/2025/NĐ-CP đối với các trường hợp thuộc phạm vi của Luật mới; đây là hạn chế thứ hai tại Mục 2.5.2. Quyết định 217 đã mở rộng phạm vi tài sản, quy định công bố, bảo mật, phân công trách nhiệm và hành vi xâm phạm quyền tác giả tại Điều 14, nhưng không dẫn chiếu Chương VI Quyết định 213; Thông tư số 83/2026/TT-BGDĐT xếp liêm chính khoa học, liêm chính học thuật cùng nhóm nội dung quản trị bắt buộc về sở hữu trí tuệ.</w:t>
       </w:r>
     </w:p>
     <w:p>
@@ -1679,7 +1679,7 @@
         <w:rPr>
           <w:szCs w:val="26"/>
         </w:rPr>
-        <w:t xml:space="preserve"> Thiết kế theo ba lớp, xác định theo nguồn hình thành tài sản, thời điểm giao nhiệm vụ và loại đối tượng. Lớp thứ nhất là nghĩa vụ theo luật: đối với phần kết quả sử dụng ngân sách nhà nước thuộc phạm vi Điều 28 Luật số 93/2025/QH15, gồm nhiệm vụ giao từ ngày 01 tháng 10 năm 2025 và trường hợp tại khoản 7 Điều 73, thưởng cho tác giả không thấp hơn 30% lợi nhuận sau thuế hoặc 30% giá trị kết quả khi góp vốn, không áp mức trần làm phần thưởng thấp hơn mức này và không giữ khoản nộp ngân sách nhà nước như một tỷ lệ cố định; đối với nhiệm vụ phê duyệt trước ngày 01 tháng 10 năm 2025 không thuộc khoản 7 Điều 73, áp dụng văn bản có hiệu lực tại thời điểm phê duyệt; đối với sáng chế, kiểu dáng công nghiệp, thiết kế bố trí, quy định thù lao theo Điều 135 Luật Sở hữu trí tuệ như một khoản riêng và xác định rõ quy chế hoặc hợp đồng có phải là thỏa thuận về thù lao hay không. Lớp thứ hai là phần do Nhà trường tự quyết đối với tài sản không sử dụng ngân sách nhà nước theo khoản 2 Điều 28: tỷ lệ thưởng cho tác giả, phần cho đơn vị có tác giả và quỹ phát triển khoa học công nghệ, quan hệ với quy định trích 50% kinh phí chuyển giao công nghệ tại Quy chế chi tiêu nội bộ. Lớp thứ ba là nhuận bút cho sách, giáo trình theo Quy chế chi tiêu nội bộ, giữ nguyên khoản 2 Điều 13 Quyết định 217. Các phương án tỷ lệ cụ thể cho lớp thứ hai, như dành tỷ lệ cao hơn cho tác giả trong năm đầu phát sinh doanh thu, chỉ là phương án tham khảo và cần được mô phỏng trên một số tình huống chuyển giao trước khi đưa vào quy chế; Quy chế không áp một công thức chung cho mọi tài sản và mọi nguồn kinh phí.</w:t>
+        <w:t xml:space="preserve"> Thiết kế theo ba lớp, xác định theo nguồn hình thành tài sản, thời điểm giao nhiệm vụ và loại đối tượng. Lớp thứ nhất là nghĩa vụ theo luật: đối với phần kết quả sử dụng ngân sách nhà nước thuộc phạm vi Điều 28 Luật số 93/2025/QH15, gồm nhiệm vụ giao từ ngày 01 tháng 10 năm 2025 và trường hợp tại khoản 7 Điều 73, thưởng cho tác giả không thấp hơn 30% lợi nhuận sau thuế hoặc 30% giá trị kết quả khi góp vốn, không áp mức trần làm phần thưởng thấp hơn mức này và không giữ khoản nộp ngân sách nhà nước như một tỷ lệ cố định; đối với nhiệm vụ phê duyệt trước ngày 01 tháng 10 năm 2025 không thuộc khoản 7 Điều 73, áp dụng văn bản có hiệu lực tại thời điểm phê duyệt; đối với sáng chế, kiểu dáng công nghiệp, thiết kế bố trí, quy định thù lao theo Điều 135 Luật Sở hữu trí tuệ như một khoản riêng và xác định rõ quy chế hoặc hợp đồng có phải là thỏa thuận về thù lao hay không. Lớp thứ hai là phần do Nhà trường tự quyết đối với tài sản không sử dụng ngân sách nhà nước theo khoản 2 Điều 28: tỷ lệ thưởng cho tác giả, phần cho đơn vị có tác giả và quỹ phát triển khoa học công nghệ, quan hệ với quy định trích 50% kinh phí chuyển giao công nghệ tại Quy chế chi tiêu nội bộ. Lớp thứ ba là nhuận bút cho sách, giáo trình theo Quy chế chi tiêu nội bộ, giữ nguyên khoản 2 Điều 13 Quyết định 217. Các phương án tỷ lệ cụ thể cho lớp thứ hai, như dành tỷ lệ cao hơn cho tác giả trong năm đầu phát sinh doanh thu, chỉ là phương án tham khảo và cần được mô phỏng trên một số tình huống chuyển giao trước khi đưa vào quy chế; Quy chế không áp một công thức chung cho mọi tài sản và mọi nguồn kinh phí. Quy chế cần kèm mẫu thỏa thuận phân chia phần thưởng giữa các đồng tác giả, vì theo khoản 5 Điều 28 Luật số 93/2025/QH15 và khoản 3 Điều 34 Nghị định số 267/2025/NĐ-CP, phần thưởng là mức dành chung cho các đồng tác giả và được chia theo thỏa thuận giữa họ; mẫu này dùng chung với văn bản xác định mức độ đóng góp lập tại Khâu 5 của Giải pháp 3.</w:t>
       </w:r>
     </w:p>
     <w:p>
@@ -2101,7 +2101,7 @@
         <w:rPr>
           <w:szCs w:val="26"/>
         </w:rPr>
-        <w:t xml:space="preserve">Thực trạng tại Chương 2 cho thấy 9 đề tài có sản phẩm tiềm năng sở hữu công nghiệp nhưng mới 1 đề tài có đơn, ứng với hạn chế thứ nhất và thứ bảy tại Mục 2.5.2, và Đề tài nhận định khoảng trống kỹ thuật: thiếu một biểu mẫu rà soát tại thời điểm nghiệm thu. Các biểu mẫu tại Quyết định 213 đã có mục về đăng ký sở hữu trí tuệ nhưng chưa có nội dung sàng lọc khả năng bảo hộ và tình trạng bộc lộ; danh mục tài sản trí tuệ chưa liên kết với danh mục đề tài. Giải pháp này nhằm hoàn thiện biểu mẫu hiện có và chuẩn hóa quy trình để mỗi kết quả có tiềm năng được khai báo, sàng lọc và xem xét bảo mật trước khi công bố hoặc trình diễn, với cách xử lý phù hợp từng loại đối tượng.</w:t>
+        <w:t xml:space="preserve">Thực trạng tại Chương 2 cho thấy 9 đề tài có sản phẩm tiềm năng sở hữu công nghiệp nhưng mới 1 đề tài có đơn, ứng với hạn chế thứ nhất và thứ bảy tại Mục 2.5.2, và Đề tài nêu giả thuyết rằng việc thiếu bước sàng lọc trước khi công bố và tại nghiệm thu có thể là một yếu tố cản trở. Các biểu mẫu tại Quyết định 213 đã có mục về đăng ký sở hữu trí tuệ nhưng chưa có nội dung sàng lọc khả năng bảo hộ và tình trạng bộc lộ; danh mục tài sản trí tuệ chưa liên kết với danh mục đề tài. Giải pháp này nhằm hoàn thiện biểu mẫu hiện có và chuẩn hóa quy trình để mỗi kết quả có tiềm năng được khai báo, sàng lọc và xem xét bảo mật trước khi công bố hoặc trình diễn, với cách xử lý phù hợp từng loại đối tượng. Kết quả cần được bảo vệ trước khi công bố phải được quyết định đăng ký và cấp kinh phí ngay trong quá trình nghiên cứu, không chờ đến nghiệm thu.</w:t>
       </w:r>
     </w:p>
     <w:p>
@@ -2130,7 +2130,7 @@
         <w:rPr>
           <w:szCs w:val="26"/>
         </w:rPr>
-        <w:t xml:space="preserve">Ban hành Quy trình chuẩn 8 khâu quản lý tài sản trí tuệ từ khai báo đến khai thác, áp dụng cho tất cả các đề tài cấp cơ sở và các nhiệm vụ khoa học công nghệ sử dụng ngân sách, được tóm tắt tại hình dưới đây và mô tả cụ thể sau đó.</w:t>
+        <w:t xml:space="preserve">Ban hành Quy trình chuẩn 8 khâu quản lý tài sản trí tuệ từ khai báo đến khai thác, áp dụng cho tất cả các đề tài cấp cơ sở và các nhiệm vụ khoa học công nghệ sử dụng ngân sách, được tóm tắt tại hình dưới đây và mô tả cụ thể sau đó. Quy trình có hai luồng. Luồng sớm áp dụng cho kết quả đã được sàng lọc và đánh giá tại Khâu 2, Khâu 3 và cần nộp đơn trước khi công bố hoặc trình diễn: hồ sơ được chuyển thẳng sang Khâu 6 để quyết định đăng ký, cấp kinh phí và nộp đơn, kể cả khi đề tài đang thực hiện. Luồng thường áp dụng cho các kết quả còn lại và đi qua Khâu 5. Nghiệm thu là bước kiểm tra, cập nhật tình trạng quyền, không phải điều kiện để quyết định đăng ký. Cách làm này phù hợp Điều 35 Quyết định 213, vốn không đặt điều kiện đã nghiệm thu đối với việc tác giả nộp đơn tại Phòng Khoa học Công nghệ.</w:t>
       </w:r>
     </w:p>
     <w:p>
@@ -2148,7 +2148,7 @@
           <w:b/>
           <w:szCs w:val="26"/>
         </w:rPr>
-        <w:t>Hình 3.2. Quy trình 8 khâu quản lý tài sản trí tuệ từ khai báo đến khai thác, kèm phân nhánh theo loại đối tượng</w:t>
+        <w:t>Hình 3.2. Quy trình 8 khâu quản lý tài sản trí tuệ từ khai báo đến khai thác, kèm luồng nộp đơn sớm và phân nhánh theo loại đối tượng</w:t>
       </w:r>
     </w:p>
     <w:p>
@@ -2289,7 +2289,7 @@
         <w:rPr>
           <w:szCs w:val="26"/>
         </w:rPr>
-        <w:t xml:space="preserve"> Xem xét bảo mật trước khi công bố hoặc trình diễn. Trước khi gửi bài báo, báo cáo hội thảo, luận văn hoặc đưa sản phẩm vào thử nghiệm mở, trình diễn tại Không gian sáng tạo mở thử nghiệm, chủ nhiệm đề tài xin ý kiến Phòng Khoa học Công nghệ theo Điều 10 Quyết định 217; Phòng thông báo công bố, trì hoãn công bố hoặc yêu cầu nộp đơn trước theo Điều 11, hoặc yêu cầu người tham gia ký cam kết bảo mật. Khi kết quả đã bị bộc lộ, Phòng xác định ngày bộc lộ để tính thời hạn mười hai tháng theo khoản 3 Điều 60 Luật Sở hữu trí tuệ. Cách làm này phù hợp với định hướng đăng ký bảo hộ đồng thời với công bố tại điểm b khoản 4 Mục III Điều 1 Quyết định số 1068/QĐ-TTg đã được sửa đổi.</w:t>
+        <w:t xml:space="preserve"> Xem xét bảo mật trước khi công bố hoặc trình diễn. Trước khi gửi bài báo, báo cáo hội thảo, luận văn hoặc đưa sản phẩm vào thử nghiệm mở, trình diễn tại Không gian sáng tạo mở thử nghiệm, chủ nhiệm đề tài xin ý kiến Phòng Khoa học Công nghệ theo Điều 10 Quyết định 217; Phòng thông báo công bố, trì hoãn công bố hoặc yêu cầu nộp đơn trước theo Điều 11, hoặc yêu cầu người tham gia ký cam kết bảo mật. Khi yêu cầu nộp đơn trước, Phòng chuyển hồ sơ đã có kết quả đánh giá tại Khâu 3 sang Khâu 6 theo luồng sớm, và việc công bố chỉ được thực hiện sau khi đã có ngày nộp đơn. Khi kết quả đã bị bộc lộ, Phòng xác định ngày bộc lộ để tính thời hạn mười hai tháng theo khoản 3 Điều 60 Luật Sở hữu trí tuệ. Cách làm này phù hợp với định hướng đăng ký bảo hộ đồng thời với công bố tại điểm b khoản 4 Mục III Điều 1 Quyết định số 1068/QĐ-TTg đã được sửa đổi.</w:t>
       </w:r>
     </w:p>
     <w:p>
@@ -2309,7 +2309,7 @@
         <w:rPr>
           <w:szCs w:val="26"/>
         </w:rPr>
-        <w:t xml:space="preserve"> Xác nhận tại nghiệm thu. Mẫu 16 phiếu nghiệm thu được bổ sung phiếu rà soát gồm các trường: loại đối tượng, chủ thể quyền, nguồn kinh phí và thời điểm giao nhiệm vụ, tình trạng bộc lộ và ngày bộc lộ nếu có, kết quả sàng lọc tại Khâu 2 và Khâu 3, đề xuất hướng xử lý. Hội đồng nghiệm thu xác nhận phiếu rà soát; kết quả được đề xuất đăng ký được chuyển sang Khâu 6 trong thời hạn quy định.</w:t>
+        <w:t xml:space="preserve"> Kiểm tra tại nghiệm thu. Mẫu 16 phiếu nghiệm thu được bổ sung phiếu rà soát gồm các trường: loại đối tượng, chủ thể quyền, nguồn kinh phí và thời điểm giao nhiệm vụ, tình trạng bộc lộ và ngày bộc lộ nếu có, kết quả sàng lọc tại Khâu 2 và Khâu 3, tình trạng quyền của các kết quả đã đi theo luồng sớm như đã nộp đơn, đã có số đơn, đã chấp nhận đơn hợp lệ, và đề xuất hướng xử lý. Nghiệm thu không phải điều kiện để quyết định đăng ký hay cấp kinh phí: Hội đồng nghiệm thu kiểm tra việc khai báo đã đầy đủ chưa, phát hiện kết quả chưa được khai báo, xác nhận tình trạng quyền và mức độ đóng góp của các thành viên. Đối với nhiệm vụ sử dụng ngân sách nhà nước, hồ sơ đánh giá cuối kỳ có văn bản xác định mức độ đóng góp của thành viên, có xác nhận của các thành viên, để làm căn cứ phân chia lợi nhuận theo điểm g khoản 2 Điều 17 Nghị định số 267/2025/NĐ-CP; đề tài cấp cơ sở áp dụng cùng cách làm. Kết quả chưa được xử lý trong quá trình nghiên cứu và được đề xuất đăng ký được chuyển sang Khâu 6 theo luồng thường.</w:t>
       </w:r>
     </w:p>
     <w:p>
@@ -2329,7 +2329,7 @@
         <w:rPr>
           <w:szCs w:val="26"/>
         </w:rPr>
-        <w:t xml:space="preserve"> Quyết định xác lập quyền và dự toán. Trên cơ sở phiếu rà soát, Phòng Khoa học Công nghệ trình Hiệu trưởng quyết định đăng ký theo Điều 35 Quyết định 213, kèm dự toán phí nộp đơn, phí đại diện, phí duy trì, nguồn chi, người đề xuất chi và thời hạn nộp đơn; Phòng Tài chính - Kế toán bố trí tạm ứng theo Giải pháp 4. Thời hạn từ khi có phiếu rà soát đến khi có quyết định không quá 15 ngày làm việc.</w:t>
+        <w:t xml:space="preserve"> Quyết định xác lập quyền và cấp kinh phí. Khâu này nhận hồ sơ từ hai luồng: luồng sớm, gồm kết quả đã được đánh giá khả năng bảo hộ tại Khâu 3 và cần nộp đơn trước khi công bố, trình diễn, kể cả khi đề tài đang thực hiện; luồng thường, gồm kết quả được đề xuất tại Khâu 5. Phòng Khoa học Công nghệ trình Hiệu trưởng quyết định đăng ký theo Điều 35 Quyết định 213, kèm dự toán phí nộp đơn, phí đại diện, phí duy trì, nguồn chi, người đề xuất chi và thời hạn nộp đơn; Phòng Tài chính - Kế toán bố trí tạm ứng theo Giải pháp 4. Thời hạn từ khi có kết quả đánh giá tại Khâu 3 đối với luồng sớm, hoặc từ khi có phiếu rà soát đối với luồng thường, đến khi có quyết định không quá 15 ngày làm việc; với luồng sớm, quyết định phải được ban hành và đơn phải được nộp trước ngày công bố dự kiến.</w:t>
       </w:r>
     </w:p>
     <w:p>
@@ -2427,7 +2427,7 @@
         <w:rPr>
           <w:szCs w:val="26"/>
         </w:rPr>
-        <w:t xml:space="preserve">Phiếu khai báo và phiếu rà soát được ban hành kèm quy trình; tài khoản truy cập công cụ tra cứu sáng chế; danh mục số tài sản trí tuệ dùng chung giữa Phòng Khoa học Công nghệ, Bộ phận Pháp chế và bộ phận quản trị thương hiệu; nhân sự đầu mối theo Giải pháp 2.</w:t>
+        <w:t xml:space="preserve">Phiếu khai báo và phiếu rà soát được ban hành kèm quy trình; tài khoản truy cập công cụ tra cứu sáng chế; danh mục số tài sản trí tuệ dùng chung giữa Phòng Khoa học Công nghệ, Bộ phận Pháp chế và bộ phận quản trị thương hiệu, có phân quyền truy cập: hồ sơ chưa nộp đơn, bí mật kinh doanh và thông tin bị ràng buộc bởi hợp đồng chỉ người được giao xử lý mới truy cập được; danh mục theo dõi riêng kết quả hình thành từ ngân sách nhà nước theo khoản 2 Điều 32 Nghị định số 267/2025/NĐ-CP; nhân sự đầu mối theo Giải pháp 2.</w:t>
       </w:r>
     </w:p>
     <w:p>
@@ -2474,7 +2474,7 @@
         <w:rPr>
           <w:szCs w:val="26"/>
         </w:rPr>
-        <w:t xml:space="preserve">Chương 2 cho thấy quy chế đã có căn cứ chi cho bước xác lập quyền tại Điều 35, Điều 38 Quyết định 213 và Điều 13 Quyết định 217, nhưng chưa thấy dự toán riêng, cách tạm ứng, thanh toán khi đơn được nộp sau nghiệm thu, thời hạn và người chịu trách nhiệm đề xuất chi; số liệu chi thực tế chưa được thống kê. Quy chế chi tiêu nội bộ năm 2026 ghi nhận văn bằng khi được cấp và chưa có tiền thưởng cho văn bằng, trong khi bài báo quốc tế được thưởng ngay khi đăng; hoạt động khai thác có thu phí còn nhỏ, ứng với hạn chế thứ sáu tại Mục 2.5.2. Giải pháp này nhằm chuyển căn cứ chi hiện có thành một dòng dự toán vận hành được, điều chỉnh thời điểm ghi nhận văn bằng và chuẩn bị phương án tổ chức khai thác theo giai đoạn.</w:t>
+        <w:t xml:space="preserve">Chương 2 cho thấy quy chế đã có căn cứ chi cho bước xác lập quyền tại Điều 35, Điều 38 Quyết định 213 và Điều 13 Quyết định 217, nhưng chưa thấy dự toán riêng, cách tạm ứng, thanh toán khi đơn được nộp trước hoặc sau nghiệm thu, thời hạn và người chịu trách nhiệm đề xuất chi; số liệu chi thực tế chưa được thống kê. Quy chế chi tiêu nội bộ năm 2026 ghi nhận văn bằng khi được cấp và chưa có tiền thưởng cho văn bằng, trong khi bài báo quốc tế được thưởng ngay khi đăng; hoạt động khai thác có thu phí còn nhỏ, ứng với hạn chế thứ sáu tại Mục 2.5.2. Giải pháp này nhằm chuyển căn cứ chi hiện có thành một dòng dự toán vận hành được, điều chỉnh thời điểm ghi nhận văn bằng và chuẩn bị phương án tổ chức khai thác theo giai đoạn.</w:t>
       </w:r>
     </w:p>
     <w:p>
@@ -2510,7 +2510,7 @@
         <w:rPr>
           <w:szCs w:val="26"/>
         </w:rPr>
-        <w:t xml:space="preserve"> Lập dòng dự toán hằng năm cho phí xác lập quyền trong Quỹ nghiên cứu khoa học của Trường theo Chương VII Quyết định 213, trên cơ sở Điều 35 và Điều 38 Quyết định 213, phù hợp với điểm b khoản 2 Điều 66 Luật số 93/2025/QH15 và trách nhiệm thành lập quỹ phát triển khoa học và công nghệ tại điểm d khoản 3 Điều 28 Luật Giáo dục đại học số 125/2025/QH15. Dòng dự toán chi trả lệ phí nộp đơn, phí thẩm định, phí công bố, phí đại diện sở hữu công nghiệp cho các kết quả đã qua Khâu 5, kể cả khi đề tài đã quyết toán; quy định rõ người đề xuất chi là Phòng Khoa học Công nghệ, thời hạn đề xuất trong 15 ngày làm việc kể từ khi có phiếu rà soát, hình thức tạm ứng cho Bộ phận Pháp chế và hồ sơ thanh toán. Quy mô dự toán được tính từ số hồ sơ dự kiến nhân với mức phí theo quy định hiện hành về phí, lệ phí sở hữu công nghiệp, thay vì ấn định trước một tỷ lệ trích quỹ; tỷ lệ trích được để mở và điều chỉnh sau năm đầu. Sau khi đối chiếu văn bản Điều lệ, đề nghị bổ sung vào Điều lệ Quỹ Học bổng sau tiến sĩ Ngô Xuân Độ quy định cho phép hỗ trợ chi phí đăng ký đối với sản phẩm đề tài cấp cơ sở đã qua Khâu 5.</w:t>
+        <w:t xml:space="preserve"> Lập dòng dự toán hằng năm cho phí xác lập quyền trong Quỹ nghiên cứu khoa học của Trường theo Chương VII Quyết định 213, trên cơ sở Điều 35 và Điều 38 Quyết định 213, phù hợp với điểm b khoản 2 Điều 66 Luật số 93/2025/QH15 và trách nhiệm thành lập quỹ phát triển khoa học và công nghệ tại điểm d khoản 3 Điều 28 Luật Giáo dục đại học số 125/2025/QH15. Dòng dự toán chi trả lệ phí nộp đơn, phí thẩm định, phí công bố, phí đại diện sở hữu công nghiệp cho các kết quả đã được đánh giá khả năng bảo hộ tại Khâu 3 và có quyết định tại Khâu 6, trong thời gian thực hiện đề tài hoặc sau nghiệm thu, kể cả khi đề tài đã quyết toán; khoản chi cho đơn nộp trước nghiệm thu được chi từ dòng dự toán này, không trừ vào kinh phí của đề tài; quy định rõ người đề xuất chi là Phòng Khoa học Công nghệ, thời hạn đề xuất trong 15 ngày làm việc kể từ khi có kết quả đánh giá tại Khâu 3 đối với luồng sớm, hoặc từ khi có phiếu rà soát đối với luồng thường, hình thức tạm ứng cho Bộ phận Pháp chế và hồ sơ thanh toán. Quy mô dự toán được tính từ số hồ sơ dự kiến nhân với mức phí theo quy định hiện hành về phí, lệ phí sở hữu công nghiệp, thay vì ấn định trước một tỷ lệ trích quỹ; tỷ lệ trích được để mở và điều chỉnh sau năm đầu. Sau khi đối chiếu văn bản Điều lệ, đề nghị bổ sung vào Điều lệ Quỹ Học bổng sau tiến sĩ Ngô Xuân Độ quy định cho phép hỗ trợ chi phí đăng ký đối với sản phẩm đề tài cấp cơ sở đã được đánh giá tại Khâu 3, không phân biệt đã nghiệm thu hay chưa.</w:t>
       </w:r>
     </w:p>
     <w:p>
@@ -2550,7 +2550,7 @@
         <w:rPr>
           <w:szCs w:val="26"/>
         </w:rPr>
-        <w:t xml:space="preserve"> Chuẩn bị phương án tổ chức khai thác theo giai đoạn. Ở giai đoạn 1 và 2, việc định giá, đàm phán, ký hợp đồng chuyển giao được thực hiện qua Phòng Khoa học Công nghệ, Bộ phận Pháp chế và hợp đồng thuê tổ chức tư vấn bên ngoài. Việc xây dựng Đề án thành lập doanh nghiệp quản lý tài sản trí tuệ theo khoản 1 Điều 28 Luật Giáo dục đại học số 125/2025/QH15 chỉ được đặt ra khi đạt các điều kiện chuyển bước: danh mục có tài sản đã được cấp văn bằng và có đối tác quan tâm, đã có ít nhất một hợp đồng chuyển giao hoặc cấp phép được thực hiện, và phương án tài chính cho thấy doanh nghiệp có thể tự trang trải chi phí vận hành. Khi đó, doanh nghiệp có chức năng định giá tài sản trí tuệ theo phương pháp chi phí, phương pháp thu nhập và phương pháp thị trường; góp vốn bằng tài sản trí tuệ; đàm phán và ký kết hợp đồng chuyển nhượng, cấp phép sử dụng các đối tượng sở hữu trí tuệ của Nhà trường.</w:t>
+        <w:t xml:space="preserve"> Chuẩn bị phương án tổ chức khai thác theo giai đoạn. Ở giai đoạn 1 và 2, việc định giá, đàm phán, ký hợp đồng chuyển giao được thực hiện qua Phòng Khoa học Công nghệ, Bộ phận Pháp chế và hợp đồng thuê tổ chức tư vấn bên ngoài; hợp đồng với tổ chức trung gian, môi giới cần thỏa thuận rõ mức hưởng, vì khi không có thỏa thuận, khoản 2 Điều 34 Nghị định số 267/2025/NĐ-CP dành cho tổ chức này tối thiểu 10% lợi nhuận thu được. Việc xây dựng Đề án thành lập doanh nghiệp quản lý tài sản trí tuệ theo khoản 1 Điều 28 Luật Giáo dục đại học số 125/2025/QH15 chỉ được đặt ra khi đạt các điều kiện chuyển bước: danh mục có tài sản đã được cấp văn bằng và có đối tác quan tâm, đã có ít nhất một hợp đồng chuyển giao hoặc cấp phép được thực hiện, và phương án tài chính cho thấy doanh nghiệp có thể tự trang trải chi phí vận hành. Khi đó, doanh nghiệp có chức năng định giá tài sản trí tuệ theo phương pháp chi phí, phương pháp thu nhập và phương pháp thị trường; góp vốn bằng tài sản trí tuệ; đàm phán và ký kết hợp đồng chuyển nhượng, cấp phép sử dụng các đối tượng sở hữu trí tuệ của Nhà trường.</w:t>
       </w:r>
     </w:p>
     <w:p>
@@ -2751,7 +2751,7 @@
         <w:rPr>
           <w:szCs w:val="26"/>
         </w:rPr>
-        <w:t xml:space="preserve"> Phát hành Cẩm nang sở hữu trí tuệ dành cho giảng viên và sinh viên. Xây dựng Chuyên trang Cơ sở dữ liệu số tài sản trí tuệ trên cổng thông tin điện tử của Nhà trường để tôn vinh tác giả, minh bạch hóa thông tin và sẵn sàng kết nối với Nền tảng số quốc gia theo điểm đ khoản 3 Điều 28 Luật Giáo dục đại học số 125/2025/QH15 và cung cấp dữ liệu cho báo cáo trên HEMIS.</w:t>
+        <w:t xml:space="preserve"> Phát hành Cẩm nang sở hữu trí tuệ dành cho giảng viên và sinh viên. Xây dựng Chuyên trang giới thiệu tài sản trí tuệ trên cổng thông tin điện tử của Nhà trường để tôn vinh tác giả và giới thiệu tài sản sẵn sàng chuyển giao; chuyên trang chỉ đăng thông tin đã được phép công bố, tách khỏi danh mục số dùng cho quản lý nội bộ tại Giải pháp 3. Dữ liệu được phép công bố được trích từ danh mục số để kết nối với Nền tảng số quốc gia theo điểm đ khoản 3 Điều 28 Luật Giáo dục đại học số 125/2025/QH15 và cung cấp cho báo cáo trên HEMIS.</w:t>
       </w:r>
     </w:p>
     <w:p>
@@ -3519,7 +3519,7 @@
               <w:rPr>
                 <w:sz w:val="24"/>
               </w:rPr>
-              <w:t xml:space="preserve">Thời gian từ phiếu đến nộp đơn; chỉ số 12, 13 tại Bảng 3.4; điều kiện chuyển bước</w:t>
+              <w:t xml:space="preserve">Thời gian từ kết quả Khâu 3 đến nộp đơn, kể cả đơn nộp trước nghiệm thu; chỉ số 12, 13 tại Bảng 3.4; điều kiện chuyển bước</w:t>
             </w:r>
           </w:p>
         </w:tc>
@@ -3724,7 +3724,7 @@
         <w:rPr>
           <w:szCs w:val="26"/>
         </w:rPr>
-        <w:t xml:space="preserve">Thí điểm dưới đây là kế hoạch, chưa được triển khai. Để bảo đảm tính khả thi và giảm rủi ro khi áp dụng toàn trường, Đề tài đề xuất thí điểm Khâu 1, Khâu 4 và Khâu 5 của quy trình, gồm phiếu khai báo, xem xét bảo mật trước khi công bố và phiếu rà soát tại nghiệm thu, trước khi trình ban hành chính thức. Phạm vi dự kiến là các đề tài cấp cơ sở năm 2026 của Viện Y - Dược, nơi phát sinh 9 trên 11 sản phẩm tiềm năng giai đoạn 2021 - 2025 và đơn sáng chế duy nhất trong kỳ; Viện Nghiên cứu giáo dục và Chuyển giao tri thức tham gia với vai trò hỗ trợ khai thác. Thời gian dự kiến từ quý IV năm 2026 đến quý II năm 2027.</w:t>
+        <w:t xml:space="preserve">Thí điểm dưới đây là kế hoạch, chưa được triển khai. Để bảo đảm tính khả thi và giảm rủi ro khi áp dụng toàn trường, Đề tài đề xuất thí điểm Khâu 1, Khâu 4, Khâu 5 và luồng sớm từ Khâu 3 sang Khâu 6 của quy trình, gồm phiếu khai báo, xem xét bảo mật trước khi công bố, quyết định đăng ký và cấp kinh phí trước nghiệm thu khi cần, và phiếu rà soát tại nghiệm thu, trước khi trình ban hành chính thức. Phạm vi dự kiến là các đề tài cấp cơ sở năm 2026 của Viện Y - Dược, nơi phát sinh 9 trên 11 sản phẩm tiềm năng giai đoạn 2021 - 2025 và đơn sáng chế duy nhất trong kỳ; Viện Nghiên cứu giáo dục và Chuyển giao tri thức tham gia với vai trò hỗ trợ khai thác. Thời gian dự kiến từ quý IV năm 2026 đến quý II năm 2027.</w:t>
       </w:r>
     </w:p>
     <w:p>
@@ -3737,7 +3737,7 @@
         <w:rPr>
           <w:szCs w:val="26"/>
         </w:rPr>
-        <w:t xml:space="preserve">Mục đích của việc thí điểm bao gồm: kiểm chứng tính khả thi và mức độ phù hợp của phiếu khai báo, phiếu rà soát; đo thời gian bổ sung cho mỗi phiên nghiệm thu; thu thập phản hồi của Hội đồng nghiệm thu và chủ nhiệm đề tài; phát hiện và điều chỉnh các điểm vướng mắc trước khi áp dụng toàn trường. Sản phẩm đầu ra là báo cáo đánh giá thí điểm, nêu số phiếu, số kết quả được sàng lọc, số đề xuất đăng ký, số đơn được nộp và thời gian xử lý.</w:t>
+        <w:t xml:space="preserve">Mục đích của việc thí điểm bao gồm: kiểm chứng tính khả thi và mức độ phù hợp của phiếu khai báo, phiếu rà soát; đo thời gian bổ sung cho mỗi phiên nghiệm thu; thu thập phản hồi của Hội đồng nghiệm thu và chủ nhiệm đề tài; phát hiện và điều chỉnh các điểm vướng mắc trước khi áp dụng toàn trường. Sản phẩm đầu ra là báo cáo đánh giá thí điểm, nêu số phiếu, số kết quả được sàng lọc, số đề xuất đăng ký, số đơn được nộp theo từng luồng và thời gian xử lý của mỗi luồng.</w:t>
       </w:r>
     </w:p>
     <w:p>
@@ -3962,7 +3962,7 @@
         <w:rPr>
           <w:szCs w:val="26"/>
         </w:rPr>
-        <w:t xml:space="preserve">- Ban hành Quy chế quản trị tài sản trí tuệ sửa đổi trước ngày 31 tháng 5 năm 2027, trong đó xác định phạm vi và thứ tự áp dụng các quy định về lợi ích của tác giả theo Điều 28, Điều 73 Luật số 93/2025/QH15 và Điều 135 Luật Sở hữu trí tuệ, hoàn thiện nội dung liêm chính khoa học, liêm chính học thuật.</w:t>
+        <w:t xml:space="preserve">- Ban hành Quy chế quản trị tài sản trí tuệ sửa đổi trước ngày 31 tháng 5 năm 2027, trong đó xác định phạm vi và thứ tự áp dụng các quy định về lợi ích của tác giả theo Điều 28, Điều 73 Luật số 93/2025/QH15, Điều 32, Điều 34 Nghị định số 267/2025/NĐ-CP và Điều 135 Luật Sở hữu trí tuệ, hoàn thiện nội dung liêm chính khoa học, liêm chính học thuật.</w:t>
       </w:r>
     </w:p>
     <w:p>
@@ -4119,7 +4119,7 @@
         <w:rPr>
           <w:szCs w:val="26"/>
         </w:rPr>
-        <w:t xml:space="preserve">- Hoàn thiện Chuyên trang Cơ sở dữ liệu số tài sản trí tuệ, sẵn sàng kết nối với Nền tảng số quốc gia.</w:t>
+        <w:t xml:space="preserve">- Hoàn thiện danh mục số tài sản trí tuệ có phân quyền truy cập; chuẩn bị trích xuất dữ liệu được phép công bố để kết nối với Nền tảng số quốc gia và báo cáo trên HEMIS.</w:t>
       </w:r>
     </w:p>
     <w:p>
@@ -4224,7 +4224,7 @@
         <w:rPr>
           <w:szCs w:val="26"/>
         </w:rPr>
-        <w:t xml:space="preserve">- Số hóa toàn bộ dữ liệu tài sản trí tuệ và công khai minh bạch hằng năm trên Nền tảng số quốc gia.</w:t>
+        <w:t xml:space="preserve">- Số hóa đầy đủ dữ liệu tài sản trí tuệ để quản lý nội bộ; hằng năm chỉ công khai dữ liệu được phép công bố, gồm văn bằng đã cấp, đơn đã được công bố chính thức và số liệu tổng hợp; hồ sơ chưa nộp đơn, bí mật kinh doanh và thông tin bị ràng buộc bởi hợp đồng được giới hạn quyền truy cập.</w:t>
       </w:r>
     </w:p>
     <w:p>
@@ -4598,7 +4598,7 @@
               <w:rPr>
                 <w:sz w:val="24"/>
               </w:rPr>
-              <w:t xml:space="preserve">7. Thời gian từ phiếu rà soát đến quyết định xác lập quyền</w:t>
+              <w:t xml:space="preserve">7. Thời gian từ khi có kết quả đánh giá tại Khâu 3 đến quyết định xác lập quyền, tách theo luồng sớm và luồng thường</w:t>
             </w:r>
           </w:p>
         </w:tc>
@@ -4990,7 +4990,7 @@
               <w:rPr>
                 <w:sz w:val="24"/>
               </w:rPr>
-              <w:t xml:space="preserve">Theo dõi và công khai hằng năm</w:t>
+              <w:t xml:space="preserve">Theo dõi hằng năm; công khai số liệu tổng hợp</w:t>
             </w:r>
           </w:p>
         </w:tc>
